--- a/lessons/10-3-catchup/homework.docx
+++ b/lessons/10-3-catchup/homework.docx
@@ -115,7 +115,7 @@
           <wp:inline distT="0" distB="0" distL="0" distR="0">
             <wp:extent cx="1047750" cy="790575"/>
             <wp:effectExtent t="0" r="0" b="0" l="0"/>
-            <wp:docPr id="1" name="" descr="" title=""/>
+            <wp:docPr id="1" name="profession" descr="Picture illustrating the vocabulary word &quot;profession&quot;" title="profession"/>
             <wp:cNvGraphicFramePr>
               <a:graphicFrameLocks xmlns:a="http://schemas.openxmlformats.org/drawingml/2006/main" noChangeAspect="1"/>
             </wp:cNvGraphicFramePr>
@@ -178,7 +178,7 @@
           <wp:inline distT="0" distB="0" distL="0" distR="0">
             <wp:extent cx="1047750" cy="790575"/>
             <wp:effectExtent t="0" r="0" b="0" l="0"/>
-            <wp:docPr id="1" name="" descr="" title=""/>
+            <wp:docPr id="1" name="inventory" descr="Picture illustrating the vocabulary word &quot;inventory&quot;" title="inventory"/>
             <wp:cNvGraphicFramePr>
               <a:graphicFrameLocks xmlns:a="http://schemas.openxmlformats.org/drawingml/2006/main" noChangeAspect="1"/>
             </wp:cNvGraphicFramePr>
@@ -241,7 +241,7 @@
           <wp:inline distT="0" distB="0" distL="0" distR="0">
             <wp:extent cx="1047750" cy="790575"/>
             <wp:effectExtent t="0" r="0" b="0" l="0"/>
-            <wp:docPr id="1" name="" descr="" title=""/>
+            <wp:docPr id="1" name="portion" descr="Picture illustrating the vocabulary word &quot;portion&quot;" title="portion"/>
             <wp:cNvGraphicFramePr>
               <a:graphicFrameLocks xmlns:a="http://schemas.openxmlformats.org/drawingml/2006/main" noChangeAspect="1"/>
             </wp:cNvGraphicFramePr>
@@ -304,7 +304,7 @@
           <wp:inline distT="0" distB="0" distL="0" distR="0">
             <wp:extent cx="1047750" cy="790575"/>
             <wp:effectExtent t="0" r="0" b="0" l="0"/>
-            <wp:docPr id="1" name="" descr="" title=""/>
+            <wp:docPr id="1" name="area" descr="Picture illustrating the vocabulary word &quot;area&quot;" title="area"/>
             <wp:cNvGraphicFramePr>
               <a:graphicFrameLocks xmlns:a="http://schemas.openxmlformats.org/drawingml/2006/main" noChangeAspect="1"/>
             </wp:cNvGraphicFramePr>
@@ -367,7 +367,7 @@
           <wp:inline distT="0" distB="0" distL="0" distR="0">
             <wp:extent cx="1047750" cy="790575"/>
             <wp:effectExtent t="0" r="0" b="0" l="0"/>
-            <wp:docPr id="1" name="" descr="" title=""/>
+            <wp:docPr id="1" name="volume" descr="Picture illustrating the vocabulary word &quot;volume&quot;" title="volume"/>
             <wp:cNvGraphicFramePr>
               <a:graphicFrameLocks xmlns:a="http://schemas.openxmlformats.org/drawingml/2006/main" noChangeAspect="1"/>
             </wp:cNvGraphicFramePr>
@@ -430,7 +430,7 @@
           <wp:inline distT="0" distB="0" distL="0" distR="0">
             <wp:extent cx="1047750" cy="790575"/>
             <wp:effectExtent t="0" r="0" b="0" l="0"/>
-            <wp:docPr id="1" name="" descr="" title=""/>
+            <wp:docPr id="1" name="symmetric" descr="Picture illustrating the vocabulary word &quot;symmetric&quot;" title="symmetric"/>
             <wp:cNvGraphicFramePr>
               <a:graphicFrameLocks xmlns:a="http://schemas.openxmlformats.org/drawingml/2006/main" noChangeAspect="1"/>
             </wp:cNvGraphicFramePr>
@@ -493,7 +493,7 @@
           <wp:inline distT="0" distB="0" distL="0" distR="0">
             <wp:extent cx="1047750" cy="790575"/>
             <wp:effectExtent t="0" r="0" b="0" l="0"/>
-            <wp:docPr id="1" name="" descr="" title=""/>
+            <wp:docPr id="1" name="mirror image" descr="Picture illustrating the vocabulary word &quot;mirror image&quot;" title="mirror image"/>
             <wp:cNvGraphicFramePr>
               <a:graphicFrameLocks xmlns:a="http://schemas.openxmlformats.org/drawingml/2006/main" noChangeAspect="1"/>
             </wp:cNvGraphicFramePr>
@@ -556,7 +556,7 @@
           <wp:inline distT="0" distB="0" distL="0" distR="0">
             <wp:extent cx="1047750" cy="790575"/>
             <wp:effectExtent t="0" r="0" b="0" l="0"/>
-            <wp:docPr id="1" name="" descr="" title=""/>
+            <wp:docPr id="1" name="bilateral symmetry" descr="Picture illustrating the vocabulary word &quot;bilateral symmetry&quot;" title="bilateral symmetry"/>
             <wp:cNvGraphicFramePr>
               <a:graphicFrameLocks xmlns:a="http://schemas.openxmlformats.org/drawingml/2006/main" noChangeAspect="1"/>
             </wp:cNvGraphicFramePr>
@@ -619,7 +619,7 @@
           <wp:inline distT="0" distB="0" distL="0" distR="0">
             <wp:extent cx="1047750" cy="790575"/>
             <wp:effectExtent t="0" r="0" b="0" l="0"/>
-            <wp:docPr id="1" name="" descr="" title=""/>
+            <wp:docPr id="1" name="puzzle" descr="Picture illustrating the vocabulary word &quot;puzzle&quot;" title="puzzle"/>
             <wp:cNvGraphicFramePr>
               <a:graphicFrameLocks xmlns:a="http://schemas.openxmlformats.org/drawingml/2006/main" noChangeAspect="1"/>
             </wp:cNvGraphicFramePr>
@@ -713,7 +713,7 @@
         <w:spacing w:after="40" w:before="0"/>
       </w:pPr>
       <w:r>
-        <w:t xml:space="preserve">     A. 8 square feet</w:t>
+        <w:t xml:space="preserve">     A. 2 square feet</w:t>
       </w:r>
     </w:p>
     <w:p>
@@ -729,15 +729,15 @@
         <w:spacing w:after="40" w:before="0"/>
       </w:pPr>
       <w:r>
-        <w:t xml:space="preserve">     C. 12 square feet</w:t>
-      </w:r>
-    </w:p>
-    <w:p>
-      <w:pPr>
-        <w:spacing w:after="40" w:before="0"/>
-      </w:pPr>
-      <w:r>
-        <w:t xml:space="preserve">     D. 2 square feet</w:t>
+        <w:t xml:space="preserve">     C. 8 square feet</w:t>
+      </w:r>
+    </w:p>
+    <w:p>
+      <w:pPr>
+        <w:spacing w:after="40" w:before="0"/>
+      </w:pPr>
+      <w:r>
+        <w:t xml:space="preserve">     D. 12 square feet</w:t>
       </w:r>
     </w:p>
     <w:p>
@@ -768,7 +768,7 @@
         <w:spacing w:after="40" w:before="0"/>
       </w:pPr>
       <w:r>
-        <w:t xml:space="preserve">     A. 8 cubic feet</w:t>
+        <w:t xml:space="preserve">     A. 4 cubic feet</w:t>
       </w:r>
     </w:p>
     <w:p>
@@ -784,15 +784,15 @@
         <w:spacing w:after="40" w:before="0"/>
       </w:pPr>
       <w:r>
-        <w:t xml:space="preserve">     C. 8 square feet</w:t>
-      </w:r>
-    </w:p>
-    <w:p>
-      <w:pPr>
-        <w:spacing w:after="40" w:before="0"/>
-      </w:pPr>
-      <w:r>
-        <w:t xml:space="preserve">     D. 4 cubic feet</w:t>
+        <w:t xml:space="preserve">     C. 8 cubic feet</w:t>
+      </w:r>
+    </w:p>
+    <w:p>
+      <w:pPr>
+        <w:spacing w:after="40" w:before="0"/>
+      </w:pPr>
+      <w:r>
+        <w:t xml:space="preserve">     D. 8 square feet</w:t>
       </w:r>
     </w:p>
     <w:p>
@@ -823,7 +823,7 @@
         <w:spacing w:after="40" w:before="0"/>
       </w:pPr>
       <w:r>
-        <w:t xml:space="preserve">     A. 2,920 gallons</w:t>
+        <w:t xml:space="preserve">     A. 365 gallons</w:t>
       </w:r>
     </w:p>
     <w:p>
@@ -847,7 +847,7 @@
         <w:spacing w:after="40" w:before="0"/>
       </w:pPr>
       <w:r>
-        <w:t xml:space="preserve">     D. 365 gallons</w:t>
+        <w:t xml:space="preserve">     D. 2,920 gallons</w:t>
       </w:r>
     </w:p>
     <w:p>
@@ -878,7 +878,7 @@
         <w:spacing w:after="40" w:before="0"/>
       </w:pPr>
       <w:r>
-        <w:t xml:space="preserve">     A. 8,760 gallons</w:t>
+        <w:t xml:space="preserve">     A. 973 gallons</w:t>
       </w:r>
     </w:p>
     <w:p>
@@ -894,15 +894,15 @@
         <w:spacing w:after="40" w:before="0"/>
       </w:pPr>
       <w:r>
-        <w:t xml:space="preserve">     C. 973 gallons</w:t>
-      </w:r>
-    </w:p>
-    <w:p>
-      <w:pPr>
-        <w:spacing w:after="40" w:before="0"/>
-      </w:pPr>
-      <w:r>
-        <w:t xml:space="preserve">     D. 5,840 gallons</w:t>
+        <w:t xml:space="preserve">     C. 5,840 gallons</w:t>
+      </w:r>
+    </w:p>
+    <w:p>
+      <w:pPr>
+        <w:spacing w:after="40" w:before="0"/>
+      </w:pPr>
+      <w:r>
+        <w:t xml:space="preserve">     D. 8,760 gallons</w:t>
       </w:r>
     </w:p>
     <w:p>
@@ -988,15 +988,15 @@
         <w:spacing w:after="40" w:before="0"/>
       </w:pPr>
       <w:r>
-        <w:t xml:space="preserve">     A. All 17,000+ of them</w:t>
-      </w:r>
-    </w:p>
-    <w:p>
-      <w:pPr>
-        <w:spacing w:after="40" w:before="0"/>
-      </w:pPr>
-      <w:r>
-        <w:t xml:space="preserve">     B. About half of them</w:t>
+        <w:t xml:space="preserve">     A. About half of them</w:t>
+      </w:r>
+    </w:p>
+    <w:p>
+      <w:pPr>
+        <w:spacing w:after="40" w:before="0"/>
+      </w:pPr>
+      <w:r>
+        <w:t xml:space="preserve">     B. All 17,000+ of them</w:t>
       </w:r>
     </w:p>
     <w:p>
@@ -1043,23 +1043,23 @@
         <w:spacing w:after="40" w:before="0"/>
       </w:pPr>
       <w:r>
-        <w:t xml:space="preserve">     A. Double the number of steps and add 1</w:t>
-      </w:r>
-    </w:p>
-    <w:p>
-      <w:pPr>
-        <w:spacing w:after="40" w:before="0"/>
-      </w:pPr>
-      <w:r>
-        <w:t xml:space="preserve">     B. Add 2 to the number of steps</w:t>
-      </w:r>
-    </w:p>
-    <w:p>
-      <w:pPr>
-        <w:spacing w:after="40" w:before="0"/>
-      </w:pPr>
-      <w:r>
-        <w:t xml:space="preserve">     C. Add the number of discs to the steps</w:t>
+        <w:t xml:space="preserve">     A. Add 2 to the number of steps</w:t>
+      </w:r>
+    </w:p>
+    <w:p>
+      <w:pPr>
+        <w:spacing w:after="40" w:before="0"/>
+      </w:pPr>
+      <w:r>
+        <w:t xml:space="preserve">     B. Add the number of discs to the steps</w:t>
+      </w:r>
+    </w:p>
+    <w:p>
+      <w:pPr>
+        <w:spacing w:after="40" w:before="0"/>
+      </w:pPr>
+      <w:r>
+        <w:t xml:space="preserve">     C. Double the number of steps and add 1</w:t>
       </w:r>
     </w:p>
     <w:p>
@@ -1098,7 +1098,7 @@
         <w:spacing w:after="40" w:before="0"/>
       </w:pPr>
       <w:r>
-        <w:t xml:space="preserve">     A. 15 steps</w:t>
+        <w:t xml:space="preserve">     A. 9 steps</w:t>
       </w:r>
     </w:p>
     <w:p>
@@ -1114,7 +1114,7 @@
         <w:spacing w:after="40" w:before="0"/>
       </w:pPr>
       <w:r>
-        <w:t xml:space="preserve">     C. 9 steps</w:t>
+        <w:t xml:space="preserve">     C. 15 steps</w:t>
       </w:r>
     </w:p>
     <w:p>
@@ -1123,6 +1123,162 @@
       </w:pPr>
       <w:r>
         <w:t xml:space="preserve">     D. 28 steps</w:t>
+      </w:r>
+    </w:p>
+    <w:p>
+      <w:pPr>
+        <w:spacing w:after="60" w:before="120"/>
+      </w:pPr>
+      <w:r>
+        <w:rPr>
+          <w:color w:val="BBBBBB"/>
+        </w:rPr>
+        <w:t xml:space="preserve">______________________________________________________________________</w:t>
+      </w:r>
+    </w:p>
+    <w:p>
+      <w:pPr>
+        <w:spacing w:after="80" w:before="0"/>
+      </w:pPr>
+      <w:r>
+        <w:rPr>
+          <w:b/>
+          <w:bCs/>
+        </w:rPr>
+        <w:t xml:space="preserve">9. Fix our table's thinking</w:t>
+      </w:r>
+    </w:p>
+    <w:p>
+      <w:pPr>
+        <w:spacing w:after="40" w:before="0"/>
+      </w:pPr>
+      <w:r>
+        <w:t xml:space="preserve">   Step 1 (The problem): (Lesson 10.3) What is the fewest number of moves needed to solve a three-disc Tower of Hanoi puzzle?</w:t>
+      </w:r>
+    </w:p>
+    <w:p>
+      <w:pPr>
+        <w:spacing w:after="40" w:before="0"/>
+      </w:pPr>
+      <w:r>
+        <w:t xml:space="preserve">   Step 2 (A classmate at our table answered): 6 moves</w:t>
+      </w:r>
+    </w:p>
+    <w:p>
+      <w:pPr>
+        <w:spacing w:after="60" w:before="0"/>
+      </w:pPr>
+      <w:r>
+        <w:rPr>
+          <w:i/>
+          <w:iCs/>
+        </w:rPr>
+        <w:t xml:space="preserve">Which step has the mistake? Explain and fix it:</w:t>
+      </w:r>
+    </w:p>
+    <w:p>
+      <w:pPr>
+        <w:spacing w:after="60" w:before="120"/>
+      </w:pPr>
+      <w:r>
+        <w:rPr>
+          <w:color w:val="BBBBBB"/>
+        </w:rPr>
+        <w:t xml:space="preserve">______________________________________________________________________</w:t>
+      </w:r>
+    </w:p>
+    <w:p>
+      <w:pPr>
+        <w:spacing w:after="60" w:before="120"/>
+      </w:pPr>
+      <w:r>
+        <w:rPr>
+          <w:color w:val="BBBBBB"/>
+        </w:rPr>
+        <w:t xml:space="preserve">______________________________________________________________________</w:t>
+      </w:r>
+    </w:p>
+    <w:p>
+      <w:pPr>
+        <w:spacing w:after="60" w:before="120"/>
+      </w:pPr>
+      <w:r>
+        <w:rPr>
+          <w:color w:val="BBBBBB"/>
+        </w:rPr>
+        <w:t xml:space="preserve">______________________________________________________________________</w:t>
+      </w:r>
+    </w:p>
+    <w:p>
+      <w:pPr>
+        <w:spacing w:after="80" w:before="0"/>
+      </w:pPr>
+      <w:r>
+        <w:rPr>
+          <w:b/>
+          <w:bCs/>
+        </w:rPr>
+        <w:t xml:space="preserve">10. (Lesson 10.1) The gardener plans a 4 ft by 2 ft planter that is 1 ft deep. Sort each question: area or volume?</w:t>
+      </w:r>
+    </w:p>
+    <w:p>
+      <w:pPr>
+        <w:spacing w:after="80" w:before="0"/>
+      </w:pPr>
+      <w:r>
+        <w:rPr>
+          <w:i/>
+          <w:iCs/>
+        </w:rPr>
+        <w:t xml:space="preserve">Groups: Area (square feet)   |   Volume (cubic feet)</w:t>
+      </w:r>
+    </w:p>
+    <w:p>
+      <w:pPr>
+        <w:spacing w:after="40" w:before="0"/>
+      </w:pPr>
+      <w:r>
+        <w:t xml:space="preserve">   • How much ground does the planter cover?   → __________________</w:t>
+      </w:r>
+    </w:p>
+    <w:p>
+      <w:pPr>
+        <w:spacing w:after="40" w:before="0"/>
+      </w:pPr>
+      <w:r>
+        <w:t xml:space="preserve">   • How much mesh covers the top against birds?   → __________________</w:t>
+      </w:r>
+    </w:p>
+    <w:p>
+      <w:pPr>
+        <w:spacing w:after="40" w:before="0"/>
+      </w:pPr>
+      <w:r>
+        <w:t xml:space="preserve">   • How much of the yard is left uncovered?   → __________________</w:t>
+      </w:r>
+    </w:p>
+    <w:p>
+      <w:pPr>
+        <w:spacing w:after="40" w:before="0"/>
+      </w:pPr>
+      <w:r>
+        <w:t xml:space="preserve">   • How much soil fills the planter?   → __________________</w:t>
+      </w:r>
+    </w:p>
+    <w:p>
+      <w:pPr>
+        <w:spacing w:after="40" w:before="0"/>
+      </w:pPr>
+      <w:r>
+        <w:t xml:space="preserve">   • How much compost fills a second, deeper planter?   → __________________</w:t>
+      </w:r>
+    </w:p>
+    <w:p>
+      <w:pPr>
+        <w:spacing w:after="40" w:before="0"/>
+      </w:pPr>
+      <w:r>
+        <w:t xml:space="preserve">   • How much water does the full rain barrel hold?   → __________________</w:t>
       </w:r>
     </w:p>
     <w:p>
@@ -1163,7 +1319,7 @@
           <w:b/>
           <w:bCs/>
         </w:rPr>
-        <w:t xml:space="preserve">1. A. 8 square feet</w:t>
+        <w:t xml:space="preserve">1. C. 8 square feet</w:t>
       </w:r>
     </w:p>
     <w:p>
@@ -1195,7 +1351,7 @@
           <w:b/>
           <w:bCs/>
         </w:rPr>
-        <w:t xml:space="preserve">2. A. 8 cubic feet</w:t>
+        <w:t xml:space="preserve">2. C. 8 cubic feet</w:t>
       </w:r>
     </w:p>
     <w:p>
@@ -1227,7 +1383,7 @@
           <w:b/>
           <w:bCs/>
         </w:rPr>
-        <w:t xml:space="preserve">3. A. 2,920 gallons</w:t>
+        <w:t xml:space="preserve">3. D. 2,920 gallons</w:t>
       </w:r>
     </w:p>
     <w:p>
@@ -1259,7 +1415,7 @@
           <w:b/>
           <w:bCs/>
         </w:rPr>
-        <w:t xml:space="preserve">4. A. 8,760 gallons</w:t>
+        <w:t xml:space="preserve">4. D. 8,760 gallons</w:t>
       </w:r>
     </w:p>
     <w:p>
@@ -1323,7 +1479,7 @@
           <w:b/>
           <w:bCs/>
         </w:rPr>
-        <w:t xml:space="preserve">6. A. All 17,000+ of them</w:t>
+        <w:t xml:space="preserve">6. B. All 17,000+ of them</w:t>
       </w:r>
     </w:p>
     <w:p>
@@ -1355,7 +1511,7 @@
           <w:b/>
           <w:bCs/>
         </w:rPr>
-        <w:t xml:space="preserve">7. A. Double the number of steps and add 1</w:t>
+        <w:t xml:space="preserve">7. C. Double the number of steps and add 1</w:t>
       </w:r>
     </w:p>
     <w:p>
@@ -1387,7 +1543,7 @@
           <w:b/>
           <w:bCs/>
         </w:rPr>
-        <w:t xml:space="preserve">8. A. 15 steps</w:t>
+        <w:t xml:space="preserve">8. C. 15 steps</w:t>
       </w:r>
     </w:p>
     <w:p>
@@ -1408,6 +1564,102 @@
           <w:iCs/>
         </w:rPr>
         <w:t xml:space="preserve">     Watch for: Doubling the previous number of steps but forgetting to add 1 — answering 14 instead of 15 for four discs, or 30 instead of 31 for five.</w:t>
+      </w:r>
+    </w:p>
+    <w:p>
+      <w:pPr>
+        <w:spacing w:after="40" w:before="0"/>
+      </w:pPr>
+      <w:r>
+        <w:rPr>
+          <w:b/>
+          <w:bCs/>
+        </w:rPr>
+        <w:t xml:space="preserve">9. Fix our table's thinking</w:t>
+      </w:r>
+    </w:p>
+    <w:p>
+      <w:pPr>
+        <w:spacing w:after="20" w:before="0"/>
+      </w:pPr>
+      <w:r>
+        <w:t xml:space="preserve">     The mistake is in Step 2.</w:t>
+      </w:r>
+    </w:p>
+    <w:p>
+      <w:pPr>
+        <w:spacing w:after="20" w:before="0"/>
+      </w:pPr>
+      <w:r>
+        <w:t xml:space="preserve">     Correct work: The correct answer is 7 moves. It takes at least 7 moves to solve a three-disc Tower of Hanoi puzzle.</w:t>
+      </w:r>
+    </w:p>
+    <w:p>
+      <w:pPr>
+        <w:spacing w:after="40" w:before="0"/>
+      </w:pPr>
+      <w:r>
+        <w:rPr>
+          <w:b/>
+          <w:bCs/>
+        </w:rPr>
+        <w:t xml:space="preserve">10. Correct groups:</w:t>
+      </w:r>
+    </w:p>
+    <w:p>
+      <w:pPr>
+        <w:spacing w:after="20" w:before="0"/>
+      </w:pPr>
+      <w:r>
+        <w:t xml:space="preserve">     How much ground does the planter cover? → Area (square feet)</w:t>
+      </w:r>
+    </w:p>
+    <w:p>
+      <w:pPr>
+        <w:spacing w:after="20" w:before="0"/>
+      </w:pPr>
+      <w:r>
+        <w:t xml:space="preserve">     How much mesh covers the top against birds? → Area (square feet)</w:t>
+      </w:r>
+    </w:p>
+    <w:p>
+      <w:pPr>
+        <w:spacing w:after="20" w:before="0"/>
+      </w:pPr>
+      <w:r>
+        <w:t xml:space="preserve">     How much of the yard is left uncovered? → Area (square feet)</w:t>
+      </w:r>
+    </w:p>
+    <w:p>
+      <w:pPr>
+        <w:spacing w:after="20" w:before="0"/>
+      </w:pPr>
+      <w:r>
+        <w:t xml:space="preserve">     How much soil fills the planter? → Volume (cubic feet)</w:t>
+      </w:r>
+    </w:p>
+    <w:p>
+      <w:pPr>
+        <w:spacing w:after="20" w:before="0"/>
+      </w:pPr>
+      <w:r>
+        <w:t xml:space="preserve">     How much compost fills a second, deeper planter? → Volume (cubic feet)</w:t>
+      </w:r>
+    </w:p>
+    <w:p>
+      <w:pPr>
+        <w:spacing w:after="20" w:before="0"/>
+      </w:pPr>
+      <w:r>
+        <w:t xml:space="preserve">     How much water does the full rain barrel hold? → Volume (cubic feet)</w:t>
+      </w:r>
+    </w:p>
+    <w:p>
+      <w:pPr>
+        <w:spacing w:after="40" w:before="0"/>
+      </w:pPr>
+      <w:r>
+        <w:t xml:space="preserve"/>
       </w:r>
     </w:p>
     <w:sectPr>
@@ -1596,7 +1848,14 @@
 <file path=word/styles.xml><?xml version="1.0" encoding="utf-8"?>
 <w:styles xmlns:mc="http://schemas.openxmlformats.org/markup-compatibility/2006" xmlns:r="http://schemas.openxmlformats.org/officeDocument/2006/relationships" xmlns:w="http://schemas.openxmlformats.org/wordprocessingml/2006/main" xmlns:w14="http://schemas.microsoft.com/office/word/2010/wordml" xmlns:w15="http://schemas.microsoft.com/office/word/2012/wordml" mc:Ignorable="w14 w15">
   <w:docDefaults>
-    <w:rPrDefault/>
+    <w:rPrDefault>
+      <w:rPr>
+        <w:rFonts w:ascii="Arial" w:cs="Arial" w:eastAsia="Arial" w:hAnsi="Arial"/>
+        <w:sz w:val="22"/>
+        <w:szCs w:val="22"/>
+        <w:lang w:val="en-US"/>
+      </w:rPr>
+    </w:rPrDefault>
     <w:pPrDefault/>
   </w:docDefaults>
   <w:style w:type="paragraph" w:styleId="Title">
@@ -1614,10 +1873,16 @@
     <w:basedOn w:val="Normal"/>
     <w:next w:val="Normal"/>
     <w:qFormat/>
+    <w:pPr>
+      <w:keepNext/>
+    </w:pPr>
     <w:rPr>
-      <w:color w:val="2E74B5"/>
-      <w:sz w:val="32"/>
-      <w:szCs w:val="32"/>
+      <w:rFonts w:ascii="Arial" w:cs="Arial" w:eastAsia="Arial" w:hAnsi="Arial"/>
+      <w:b/>
+      <w:bCs/>
+      <w:color w:val="183E56"/>
+      <w:sz w:val="34"/>
+      <w:szCs w:val="34"/>
     </w:rPr>
   </w:style>
   <w:style w:type="paragraph" w:styleId="Heading2">
@@ -1625,8 +1890,14 @@
     <w:basedOn w:val="Normal"/>
     <w:next w:val="Normal"/>
     <w:qFormat/>
+    <w:pPr>
+      <w:keepNext/>
+    </w:pPr>
     <w:rPr>
-      <w:color w:val="2E74B5"/>
+      <w:rFonts w:ascii="Arial" w:cs="Arial" w:eastAsia="Arial" w:hAnsi="Arial"/>
+      <w:b/>
+      <w:bCs/>
+      <w:color w:val="176B70"/>
       <w:sz w:val="26"/>
       <w:szCs w:val="26"/>
     </w:rPr>

--- a/lessons/10-3-catchup/homework.docx
+++ b/lessons/10-3-catchup/homework.docx
@@ -1290,376 +1290,6 @@
           <w:color w:val="BBBBBB"/>
         </w:rPr>
         <w:t xml:space="preserve">______________________________________________________________________</w:t>
-      </w:r>
-    </w:p>
-    <w:p>
-      <w:r>
-        <w:br w:type="page"/>
-      </w:r>
-    </w:p>
-    <w:p>
-      <w:pPr>
-        <w:pStyle w:val="Heading1"/>
-        <w:spacing w:after="120"/>
-      </w:pPr>
-      <w:r>
-        <w:rPr>
-          <w:b/>
-          <w:bCs/>
-        </w:rPr>
-        <w:t xml:space="preserve">Answer Key (Teacher)</w:t>
-      </w:r>
-    </w:p>
-    <w:p>
-      <w:pPr>
-        <w:spacing w:after="40" w:before="0"/>
-      </w:pPr>
-      <w:r>
-        <w:rPr>
-          <w:b/>
-          <w:bCs/>
-        </w:rPr>
-        <w:t xml:space="preserve">1. C. 8 square feet</w:t>
-      </w:r>
-    </w:p>
-    <w:p>
-      <w:pPr>
-        <w:spacing w:after="20" w:before="0"/>
-      </w:pPr>
-      <w:r>
-        <w:t xml:space="preserve">     Area of a rectangle is length × width: 4 × 2 = 8 square feet.</w:t>
-      </w:r>
-    </w:p>
-    <w:p>
-      <w:pPr>
-        <w:spacing w:after="80" w:before="0"/>
-      </w:pPr>
-      <w:r>
-        <w:rPr>
-          <w:i/>
-          <w:iCs/>
-        </w:rPr>
-        <w:t xml:space="preserve">     Watch for: Doubling the previous number of steps but forgetting to add 1 — answering 14 instead of 15 for four discs, or 30 instead of 31 for five.</w:t>
-      </w:r>
-    </w:p>
-    <w:p>
-      <w:pPr>
-        <w:spacing w:after="40" w:before="0"/>
-      </w:pPr>
-      <w:r>
-        <w:rPr>
-          <w:b/>
-          <w:bCs/>
-        </w:rPr>
-        <w:t xml:space="preserve">2. C. 8 cubic feet</w:t>
-      </w:r>
-    </w:p>
-    <w:p>
-      <w:pPr>
-        <w:spacing w:after="20" w:before="0"/>
-      </w:pPr>
-      <w:r>
-        <w:t xml:space="preserve">     Volume is length × width × depth: 4 × 2 × 1 = 8 cubic feet of soil.</w:t>
-      </w:r>
-    </w:p>
-    <w:p>
-      <w:pPr>
-        <w:spacing w:after="80" w:before="0"/>
-      </w:pPr>
-      <w:r>
-        <w:rPr>
-          <w:i/>
-          <w:iCs/>
-        </w:rPr>
-        <w:t xml:space="preserve">     Watch for: Doubling the previous number of steps but forgetting to add 1 — answering 14 instead of 15 for four discs, or 30 instead of 31 for five.</w:t>
-      </w:r>
-    </w:p>
-    <w:p>
-      <w:pPr>
-        <w:spacing w:after="40" w:before="0"/>
-      </w:pPr>
-      <w:r>
-        <w:rPr>
-          <w:b/>
-          <w:bCs/>
-        </w:rPr>
-        <w:t xml:space="preserve">3. D. 2,920 gallons</w:t>
-      </w:r>
-    </w:p>
-    <w:p>
-      <w:pPr>
-        <w:spacing w:after="20" w:before="0"/>
-      </w:pPr>
-      <w:r>
-        <w:t xml:space="preserve">     8 gallons a day × 365 days = 2,920 gallons in a year.</w:t>
-      </w:r>
-    </w:p>
-    <w:p>
-      <w:pPr>
-        <w:spacing w:after="80" w:before="0"/>
-      </w:pPr>
-      <w:r>
-        <w:rPr>
-          <w:i/>
-          <w:iCs/>
-        </w:rPr>
-        <w:t xml:space="preserve">     Watch for: Doubling the previous number of steps but forgetting to add 1 — answering 14 instead of 15 for four discs, or 30 instead of 31 for five.</w:t>
-      </w:r>
-    </w:p>
-    <w:p>
-      <w:pPr>
-        <w:spacing w:after="40" w:before="0"/>
-      </w:pPr>
-      <w:r>
-        <w:rPr>
-          <w:b/>
-          <w:bCs/>
-        </w:rPr>
-        <w:t xml:space="preserve">4. D. 8,760 gallons</w:t>
-      </w:r>
-    </w:p>
-    <w:p>
-      <w:pPr>
-        <w:spacing w:after="20" w:before="0"/>
-      </w:pPr>
-      <w:r>
-        <w:t xml:space="preserve">     2,920 gallons per person × 3 people = 8,760 gallons a year.</w:t>
-      </w:r>
-    </w:p>
-    <w:p>
-      <w:pPr>
-        <w:spacing w:after="80" w:before="0"/>
-      </w:pPr>
-      <w:r>
-        <w:rPr>
-          <w:i/>
-          <w:iCs/>
-        </w:rPr>
-        <w:t xml:space="preserve">     Watch for: Doubling the previous number of steps but forgetting to add 1 — answering 14 instead of 15 for four discs, or 30 instead of 31 for five.</w:t>
-      </w:r>
-    </w:p>
-    <w:p>
-      <w:pPr>
-        <w:spacing w:after="40" w:before="0"/>
-      </w:pPr>
-      <w:r>
-        <w:rPr>
-          <w:b/>
-          <w:bCs/>
-        </w:rPr>
-        <w:t xml:space="preserve">5. A. Our brains are wired to favor balance, and bilateral symmetry provides balance</w:t>
-      </w:r>
-    </w:p>
-    <w:p>
-      <w:pPr>
-        <w:spacing w:after="20" w:before="0"/>
-      </w:pPr>
-      <w:r>
-        <w:t xml:space="preserve">     The lesson says it directly: our brains are wired to favor balance, and bilateral symmetry provides balance.</w:t>
-      </w:r>
-    </w:p>
-    <w:p>
-      <w:pPr>
-        <w:spacing w:after="80" w:before="0"/>
-      </w:pPr>
-      <w:r>
-        <w:rPr>
-          <w:i/>
-          <w:iCs/>
-        </w:rPr>
-        <w:t xml:space="preserve">     Watch for: Doubling the previous number of steps but forgetting to add 1 — answering 14 instead of 15 for four discs, or 30 instead of 31 for five.</w:t>
-      </w:r>
-    </w:p>
-    <w:p>
-      <w:pPr>
-        <w:spacing w:after="40" w:before="0"/>
-      </w:pPr>
-      <w:r>
-        <w:rPr>
-          <w:b/>
-          <w:bCs/>
-        </w:rPr>
-        <w:t xml:space="preserve">6. B. All 17,000+ of them</w:t>
-      </w:r>
-    </w:p>
-    <w:p>
-      <w:pPr>
-        <w:spacing w:after="20" w:before="0"/>
-      </w:pPr>
-      <w:r>
-        <w:t xml:space="preserve">     'All butterflies have reflective symmetry' means every one of the 17,000+ species — no exceptions.</w:t>
-      </w:r>
-    </w:p>
-    <w:p>
-      <w:pPr>
-        <w:spacing w:after="80" w:before="0"/>
-      </w:pPr>
-      <w:r>
-        <w:rPr>
-          <w:i/>
-          <w:iCs/>
-        </w:rPr>
-        <w:t xml:space="preserve">     Watch for: Doubling the previous number of steps but forgetting to add 1 — answering 14 instead of 15 for four discs, or 30 instead of 31 for five.</w:t>
-      </w:r>
-    </w:p>
-    <w:p>
-      <w:pPr>
-        <w:spacing w:after="40" w:before="0"/>
-      </w:pPr>
-      <w:r>
-        <w:rPr>
-          <w:b/>
-          <w:bCs/>
-        </w:rPr>
-        <w:t xml:space="preserve">7. C. Double the number of steps and add 1</w:t>
-      </w:r>
-    </w:p>
-    <w:p>
-      <w:pPr>
-        <w:spacing w:after="20" w:before="0"/>
-      </w:pPr>
-      <w:r>
-        <w:t xml:space="preserve">     1 × 2 + 1 = 3 and 3 × 2 + 1 = 7, so each new disc doubles the steps and adds 1.</w:t>
-      </w:r>
-    </w:p>
-    <w:p>
-      <w:pPr>
-        <w:spacing w:after="80" w:before="0"/>
-      </w:pPr>
-      <w:r>
-        <w:rPr>
-          <w:i/>
-          <w:iCs/>
-        </w:rPr>
-        <w:t xml:space="preserve">     Watch for: Doubling the previous number of steps but forgetting to add 1 — answering 14 instead of 15 for four discs, or 30 instead of 31 for five.</w:t>
-      </w:r>
-    </w:p>
-    <w:p>
-      <w:pPr>
-        <w:spacing w:after="40" w:before="0"/>
-      </w:pPr>
-      <w:r>
-        <w:rPr>
-          <w:b/>
-          <w:bCs/>
-        </w:rPr>
-        <w:t xml:space="preserve">8. C. 15 steps</w:t>
-      </w:r>
-    </w:p>
-    <w:p>
-      <w:pPr>
-        <w:spacing w:after="20" w:before="0"/>
-      </w:pPr>
-      <w:r>
-        <w:t xml:space="preserve">     A three-disc tower takes 7 steps, so a four-disc tower takes 7 × 2 + 1 = 15 steps.</w:t>
-      </w:r>
-    </w:p>
-    <w:p>
-      <w:pPr>
-        <w:spacing w:after="80" w:before="0"/>
-      </w:pPr>
-      <w:r>
-        <w:rPr>
-          <w:i/>
-          <w:iCs/>
-        </w:rPr>
-        <w:t xml:space="preserve">     Watch for: Doubling the previous number of steps but forgetting to add 1 — answering 14 instead of 15 for four discs, or 30 instead of 31 for five.</w:t>
-      </w:r>
-    </w:p>
-    <w:p>
-      <w:pPr>
-        <w:spacing w:after="40" w:before="0"/>
-      </w:pPr>
-      <w:r>
-        <w:rPr>
-          <w:b/>
-          <w:bCs/>
-        </w:rPr>
-        <w:t xml:space="preserve">9. Fix our table's thinking</w:t>
-      </w:r>
-    </w:p>
-    <w:p>
-      <w:pPr>
-        <w:spacing w:after="20" w:before="0"/>
-      </w:pPr>
-      <w:r>
-        <w:t xml:space="preserve">     The mistake is in Step 2.</w:t>
-      </w:r>
-    </w:p>
-    <w:p>
-      <w:pPr>
-        <w:spacing w:after="20" w:before="0"/>
-      </w:pPr>
-      <w:r>
-        <w:t xml:space="preserve">     Correct work: The correct answer is 7 moves. It takes at least 7 moves to solve a three-disc Tower of Hanoi puzzle.</w:t>
-      </w:r>
-    </w:p>
-    <w:p>
-      <w:pPr>
-        <w:spacing w:after="40" w:before="0"/>
-      </w:pPr>
-      <w:r>
-        <w:rPr>
-          <w:b/>
-          <w:bCs/>
-        </w:rPr>
-        <w:t xml:space="preserve">10. Correct groups:</w:t>
-      </w:r>
-    </w:p>
-    <w:p>
-      <w:pPr>
-        <w:spacing w:after="20" w:before="0"/>
-      </w:pPr>
-      <w:r>
-        <w:t xml:space="preserve">     How much ground does the planter cover? → Area (square feet)</w:t>
-      </w:r>
-    </w:p>
-    <w:p>
-      <w:pPr>
-        <w:spacing w:after="20" w:before="0"/>
-      </w:pPr>
-      <w:r>
-        <w:t xml:space="preserve">     How much mesh covers the top against birds? → Area (square feet)</w:t>
-      </w:r>
-    </w:p>
-    <w:p>
-      <w:pPr>
-        <w:spacing w:after="20" w:before="0"/>
-      </w:pPr>
-      <w:r>
-        <w:t xml:space="preserve">     How much of the yard is left uncovered? → Area (square feet)</w:t>
-      </w:r>
-    </w:p>
-    <w:p>
-      <w:pPr>
-        <w:spacing w:after="20" w:before="0"/>
-      </w:pPr>
-      <w:r>
-        <w:t xml:space="preserve">     How much soil fills the planter? → Volume (cubic feet)</w:t>
-      </w:r>
-    </w:p>
-    <w:p>
-      <w:pPr>
-        <w:spacing w:after="20" w:before="0"/>
-      </w:pPr>
-      <w:r>
-        <w:t xml:space="preserve">     How much compost fills a second, deeper planter? → Volume (cubic feet)</w:t>
-      </w:r>
-    </w:p>
-    <w:p>
-      <w:pPr>
-        <w:spacing w:after="20" w:before="0"/>
-      </w:pPr>
-      <w:r>
-        <w:t xml:space="preserve">     How much water does the full rain barrel hold? → Volume (cubic feet)</w:t>
-      </w:r>
-    </w:p>
-    <w:p>
-      <w:pPr>
-        <w:spacing w:after="40" w:before="0"/>
-      </w:pPr>
-      <w:r>
-        <w:t xml:space="preserve"/>
       </w:r>
     </w:p>
     <w:sectPr>
